--- a/Список литературы.docx
+++ b/Список литературы.docx
@@ -1,6 +1,6 @@
 
 <file path=word/document.xml><?xml version="1.0" encoding="utf-8"?>
-<w:document xmlns:ve="http://schemas.openxmlformats.org/markup-compatibility/2006" xmlns:o="urn:schemas-microsoft-com:office:office" xmlns:r="http://schemas.openxmlformats.org/officeDocument/2006/relationships" xmlns:m="http://schemas.openxmlformats.org/officeDocument/2006/math" xmlns:v="urn:schemas-microsoft-com:vml" xmlns:wp="http://schemas.openxmlformats.org/drawingml/2006/wordprocessingDrawing" xmlns:w10="urn:schemas-microsoft-com:office:word" xmlns:w="http://schemas.openxmlformats.org/wordprocessingml/2006/main" xmlns:wne="http://schemas.microsoft.com/office/word/2006/wordml">
+<w:document xmlns:wpc="http://schemas.microsoft.com/office/word/2010/wordprocessingCanvas" xmlns:mc="http://schemas.openxmlformats.org/markup-compatibility/2006" xmlns:o="urn:schemas-microsoft-com:office:office" xmlns:r="http://schemas.openxmlformats.org/officeDocument/2006/relationships" xmlns:m="http://schemas.openxmlformats.org/officeDocument/2006/math" xmlns:v="urn:schemas-microsoft-com:vml" xmlns:wp14="http://schemas.microsoft.com/office/word/2010/wordprocessingDrawing" xmlns:wp="http://schemas.openxmlformats.org/drawingml/2006/wordprocessingDrawing" xmlns:w="http://schemas.openxmlformats.org/wordprocessingml/2006/main" xmlns:w14="http://schemas.microsoft.com/office/word/2010/wordml" xmlns:w10="urn:schemas-microsoft-com:office:word" xmlns:w15="http://schemas.microsoft.com/office/word/2012/wordml" xmlns:wpg="http://schemas.microsoft.com/office/word/2010/wordprocessingGroup" xmlns:wpi="http://schemas.microsoft.com/office/word/2010/wordprocessingInk" xmlns:wne="http://schemas.microsoft.com/office/word/2006/wordml" xmlns:wps="http://schemas.microsoft.com/office/word/2010/wordprocessingShape" xmlns:wpsCustomData="http://www.wps.cn/officeDocument/2013/wpsCustomData" mc:Ignorable="w14 w15 wp14">
   <w:body>
     <w:p>
       <w:pPr>
@@ -12,129 +12,269 @@
         <w:spacing w:before="100" w:beforeAutospacing="1" w:after="24" w:line="240" w:lineRule="auto"/>
         <w:ind w:left="384"/>
         <w:rPr>
-          <w:rFonts w:ascii="Arial" w:eastAsia="Times New Roman" w:hAnsi="Arial" w:cs="Arial"/>
-          <w:color w:val="202122"/>
-          <w:sz w:val="16"/>
-          <w:szCs w:val="16"/>
-        </w:rPr>
-      </w:pPr>
-      <w:proofErr w:type="spellStart"/>
-      <w:r>
-        <w:rPr>
-          <w:rFonts w:ascii="Arial" w:eastAsia="Times New Roman" w:hAnsi="Arial" w:cs="Arial"/>
+          <w:rFonts w:ascii="Arial" w:hAnsi="Arial" w:eastAsia="Times New Roman" w:cs="Arial"/>
+          <w:color w:val="202122"/>
+          <w:sz w:val="36"/>
+          <w:szCs w:val="36"/>
+        </w:rPr>
+      </w:pPr>
+      <w:r>
+        <w:rPr>
+          <w:rFonts w:ascii="Arial" w:hAnsi="Arial" w:eastAsia="Times New Roman" w:cs="Arial"/>
           <w:i/>
           <w:iCs/>
           <w:color w:val="202122"/>
-          <w:sz w:val="16"/>
-        </w:rPr>
-        <w:t>Загидуллин</w:t>
-      </w:r>
-      <w:proofErr w:type="spellEnd"/>
-      <w:r>
-        <w:rPr>
-          <w:rFonts w:ascii="Arial" w:eastAsia="Times New Roman" w:hAnsi="Arial" w:cs="Arial"/>
-          <w:i/>
-          <w:iCs/>
-          <w:color w:val="202122"/>
-          <w:sz w:val="16"/>
-        </w:rPr>
-        <w:t xml:space="preserve"> Р. Р.</w:t>
-      </w:r>
-      <w:r>
-        <w:rPr>
-          <w:rFonts w:ascii="Arial" w:eastAsia="Times New Roman" w:hAnsi="Arial" w:cs="Arial"/>
-          <w:color w:val="202122"/>
-          <w:sz w:val="16"/>
+          <w:sz w:val="36"/>
+          <w:szCs w:val="36"/>
+        </w:rPr>
+        <w:t>Загидуллин Р. Р.</w:t>
+      </w:r>
+      <w:r>
+        <w:rPr>
+          <w:rFonts w:ascii="Arial" w:hAnsi="Arial" w:eastAsia="Times New Roman" w:cs="Arial"/>
+          <w:color w:val="202122"/>
+          <w:sz w:val="36"/>
+          <w:szCs w:val="36"/>
         </w:rPr>
         <w:t> </w:t>
       </w:r>
-      <w:hyperlink r:id="rId5" w:history="1">
-        <w:r>
-          <w:rPr>
-            <w:rFonts w:ascii="Arial" w:eastAsia="Times New Roman" w:hAnsi="Arial" w:cs="Arial"/>
-            <w:color w:val="3366CC"/>
-            <w:sz w:val="16"/>
-          </w:rPr>
-          <w:t>Управление машиностроительным производством с помощью систем MES, APS, ERP</w:t>
-        </w:r>
-      </w:hyperlink>
-      <w:r>
-        <w:rPr>
-          <w:rFonts w:ascii="Arial" w:eastAsia="Times New Roman" w:hAnsi="Arial" w:cs="Arial"/>
-          <w:color w:val="202122"/>
-          <w:sz w:val="16"/>
+      <w:r>
+        <w:rPr>
+          <w:sz w:val="36"/>
+          <w:szCs w:val="36"/>
+        </w:rPr>
+        <w:fldChar w:fldCharType="begin"/>
+      </w:r>
+      <w:r>
+        <w:rPr>
+          <w:sz w:val="36"/>
+          <w:szCs w:val="36"/>
+        </w:rPr>
+        <w:instrText xml:space="preserve"> HYPERLINK "https://web.archive.org/web/20130313193901/http:/tntpress.ru/262-upravlenie-mashinostroitelnyim-proizvodstvom-s-pomoschyu-sistem-mes-aps-erp.html" </w:instrText>
+      </w:r>
+      <w:r>
+        <w:rPr>
+          <w:sz w:val="36"/>
+          <w:szCs w:val="36"/>
+        </w:rPr>
+        <w:fldChar w:fldCharType="separate"/>
+      </w:r>
+      <w:r>
+        <w:rPr>
+          <w:rFonts w:ascii="Arial" w:hAnsi="Arial" w:eastAsia="Times New Roman" w:cs="Arial"/>
+          <w:color w:val="3366CC"/>
+          <w:sz w:val="36"/>
+          <w:szCs w:val="36"/>
+        </w:rPr>
+        <w:t>Управление машиностроительным производством с помощью систем MES, APS, ERP</w:t>
+      </w:r>
+      <w:r>
+        <w:rPr>
+          <w:rFonts w:ascii="Arial" w:hAnsi="Arial" w:eastAsia="Times New Roman" w:cs="Arial"/>
+          <w:color w:val="3366CC"/>
+          <w:sz w:val="36"/>
+          <w:szCs w:val="36"/>
+        </w:rPr>
+        <w:fldChar w:fldCharType="end"/>
+      </w:r>
+      <w:r>
+        <w:rPr>
+          <w:rFonts w:ascii="Arial" w:hAnsi="Arial" w:eastAsia="Times New Roman" w:cs="Arial"/>
+          <w:color w:val="202122"/>
+          <w:sz w:val="36"/>
+          <w:szCs w:val="36"/>
         </w:rPr>
         <w:t>. — </w:t>
       </w:r>
-      <w:hyperlink r:id="rId6" w:tooltip="Старый Оскол" w:history="1">
-        <w:r>
-          <w:rPr>
-            <w:rFonts w:ascii="Arial" w:eastAsia="Times New Roman" w:hAnsi="Arial" w:cs="Arial"/>
-            <w:color w:val="3366CC"/>
-            <w:sz w:val="16"/>
-          </w:rPr>
-          <w:t>Старый Оскол</w:t>
-        </w:r>
-      </w:hyperlink>
-      <w:r>
-        <w:rPr>
-          <w:rFonts w:ascii="Arial" w:eastAsia="Times New Roman" w:hAnsi="Arial" w:cs="Arial"/>
-          <w:color w:val="202122"/>
-          <w:sz w:val="16"/>
+      <w:r>
+        <w:rPr>
+          <w:sz w:val="36"/>
+          <w:szCs w:val="36"/>
+        </w:rPr>
+        <w:fldChar w:fldCharType="begin"/>
+      </w:r>
+      <w:r>
+        <w:rPr>
+          <w:sz w:val="36"/>
+          <w:szCs w:val="36"/>
+        </w:rPr>
+        <w:instrText xml:space="preserve"> HYPERLINK "https://ru.wikipedia.org/wiki/%D0%A1%D1%82%D0%B0%D1%80%D1%8B%D0%B9_%D0%9E%D1%81%D0%BA%D0%BE%D0%BB" \o "Старый Оскол" </w:instrText>
+      </w:r>
+      <w:r>
+        <w:rPr>
+          <w:sz w:val="36"/>
+          <w:szCs w:val="36"/>
+        </w:rPr>
+        <w:fldChar w:fldCharType="separate"/>
+      </w:r>
+      <w:r>
+        <w:rPr>
+          <w:rFonts w:ascii="Arial" w:hAnsi="Arial" w:eastAsia="Times New Roman" w:cs="Arial"/>
+          <w:color w:val="3366CC"/>
+          <w:sz w:val="36"/>
+          <w:szCs w:val="36"/>
+        </w:rPr>
+        <w:t>Старый Оскол</w:t>
+      </w:r>
+      <w:r>
+        <w:rPr>
+          <w:rFonts w:ascii="Arial" w:hAnsi="Arial" w:eastAsia="Times New Roman" w:cs="Arial"/>
+          <w:color w:val="3366CC"/>
+          <w:sz w:val="36"/>
+          <w:szCs w:val="36"/>
+        </w:rPr>
+        <w:fldChar w:fldCharType="end"/>
+      </w:r>
+      <w:r>
+        <w:rPr>
+          <w:rFonts w:ascii="Arial" w:hAnsi="Arial" w:eastAsia="Times New Roman" w:cs="Arial"/>
+          <w:color w:val="202122"/>
+          <w:sz w:val="36"/>
+          <w:szCs w:val="36"/>
         </w:rPr>
         <w:t>: ТНТ, </w:t>
       </w:r>
-      <w:hyperlink r:id="rId7" w:tooltip="2011" w:history="1">
-        <w:r>
-          <w:rPr>
-            <w:rFonts w:ascii="Arial" w:eastAsia="Times New Roman" w:hAnsi="Arial" w:cs="Arial"/>
-            <w:color w:val="3366CC"/>
-            <w:sz w:val="16"/>
-          </w:rPr>
-          <w:t>2011</w:t>
-        </w:r>
-      </w:hyperlink>
-      <w:r>
-        <w:rPr>
-          <w:rFonts w:ascii="Arial" w:eastAsia="Times New Roman" w:hAnsi="Arial" w:cs="Arial"/>
-          <w:color w:val="202122"/>
-          <w:sz w:val="16"/>
+      <w:r>
+        <w:rPr>
+          <w:sz w:val="36"/>
+          <w:szCs w:val="36"/>
+        </w:rPr>
+        <w:fldChar w:fldCharType="begin"/>
+      </w:r>
+      <w:r>
+        <w:rPr>
+          <w:sz w:val="36"/>
+          <w:szCs w:val="36"/>
+        </w:rPr>
+        <w:instrText xml:space="preserve"> HYPERLINK "https://ru.wikipedia.org/wiki/2011" \o "2011" </w:instrText>
+      </w:r>
+      <w:r>
+        <w:rPr>
+          <w:sz w:val="36"/>
+          <w:szCs w:val="36"/>
+        </w:rPr>
+        <w:fldChar w:fldCharType="separate"/>
+      </w:r>
+      <w:r>
+        <w:rPr>
+          <w:rFonts w:ascii="Arial" w:hAnsi="Arial" w:eastAsia="Times New Roman" w:cs="Arial"/>
+          <w:color w:val="3366CC"/>
+          <w:sz w:val="36"/>
+          <w:szCs w:val="36"/>
+        </w:rPr>
+        <w:t>2011</w:t>
+      </w:r>
+      <w:r>
+        <w:rPr>
+          <w:rFonts w:ascii="Arial" w:hAnsi="Arial" w:eastAsia="Times New Roman" w:cs="Arial"/>
+          <w:color w:val="3366CC"/>
+          <w:sz w:val="36"/>
+          <w:szCs w:val="36"/>
+        </w:rPr>
+        <w:fldChar w:fldCharType="end"/>
+      </w:r>
+      <w:r>
+        <w:rPr>
+          <w:rFonts w:ascii="Arial" w:hAnsi="Arial" w:eastAsia="Times New Roman" w:cs="Arial"/>
+          <w:color w:val="202122"/>
+          <w:sz w:val="36"/>
+          <w:szCs w:val="36"/>
         </w:rPr>
         <w:t>. — 372 с. — </w:t>
       </w:r>
-      <w:hyperlink r:id="rId8" w:history="1">
-        <w:r>
-          <w:rPr>
-            <w:rFonts w:ascii="Arial" w:eastAsia="Times New Roman" w:hAnsi="Arial" w:cs="Arial"/>
-            <w:color w:val="3366CC"/>
-            <w:sz w:val="16"/>
-          </w:rPr>
-          <w:t>ISBN 978-5-94178-272-7</w:t>
-        </w:r>
-      </w:hyperlink>
-      <w:r>
-        <w:rPr>
-          <w:rFonts w:ascii="Arial" w:eastAsia="Times New Roman" w:hAnsi="Arial" w:cs="Arial"/>
-          <w:color w:val="202122"/>
-          <w:sz w:val="16"/>
+      <w:r>
+        <w:rPr>
+          <w:sz w:val="36"/>
+          <w:szCs w:val="36"/>
+        </w:rPr>
+        <w:fldChar w:fldCharType="begin"/>
+      </w:r>
+      <w:r>
+        <w:rPr>
+          <w:sz w:val="36"/>
+          <w:szCs w:val="36"/>
+        </w:rPr>
+        <w:instrText xml:space="preserve"> HYPERLINK "https://ru.wikipedia.org/wiki/Special:BookSources/9785941782727" </w:instrText>
+      </w:r>
+      <w:r>
+        <w:rPr>
+          <w:sz w:val="36"/>
+          <w:szCs w:val="36"/>
+        </w:rPr>
+        <w:fldChar w:fldCharType="separate"/>
+      </w:r>
+      <w:r>
+        <w:rPr>
+          <w:rFonts w:ascii="Arial" w:hAnsi="Arial" w:eastAsia="Times New Roman" w:cs="Arial"/>
+          <w:color w:val="3366CC"/>
+          <w:sz w:val="36"/>
+          <w:szCs w:val="36"/>
+        </w:rPr>
+        <w:t>ISBN 978-5-94178-272-7</w:t>
+      </w:r>
+      <w:r>
+        <w:rPr>
+          <w:rFonts w:ascii="Arial" w:hAnsi="Arial" w:eastAsia="Times New Roman" w:cs="Arial"/>
+          <w:color w:val="3366CC"/>
+          <w:sz w:val="36"/>
+          <w:szCs w:val="36"/>
+        </w:rPr>
+        <w:fldChar w:fldCharType="end"/>
+      </w:r>
+      <w:r>
+        <w:rPr>
+          <w:rFonts w:ascii="Arial" w:hAnsi="Arial" w:eastAsia="Times New Roman" w:cs="Arial"/>
+          <w:color w:val="202122"/>
+          <w:sz w:val="36"/>
+          <w:szCs w:val="36"/>
         </w:rPr>
         <w:t>. — [</w:t>
       </w:r>
-      <w:hyperlink r:id="rId9" w:history="1">
-        <w:r>
-          <w:rPr>
-            <w:rFonts w:ascii="Arial" w:eastAsia="Times New Roman" w:hAnsi="Arial" w:cs="Arial"/>
-            <w:color w:val="3366CC"/>
-            <w:sz w:val="16"/>
-          </w:rPr>
-          <w:t>Архивировано</w:t>
-        </w:r>
-      </w:hyperlink>
-      <w:r>
-        <w:rPr>
-          <w:rFonts w:ascii="Arial" w:eastAsia="Times New Roman" w:hAnsi="Arial" w:cs="Arial"/>
-          <w:color w:val="202122"/>
-          <w:sz w:val="16"/>
+      <w:r>
+        <w:rPr>
+          <w:sz w:val="36"/>
+          <w:szCs w:val="36"/>
+        </w:rPr>
+        <w:fldChar w:fldCharType="begin"/>
+      </w:r>
+      <w:r>
+        <w:rPr>
+          <w:sz w:val="36"/>
+          <w:szCs w:val="36"/>
+        </w:rPr>
+        <w:instrText xml:space="preserve"> HYPERLINK "https://web.archive.org/web/20130313193901/http:/tntpress.ru/262-upravlenie-mashinostroitelnyim-proizvodstvom-s-pomoschyu-sistem-mes-aps-erp.html" </w:instrText>
+      </w:r>
+      <w:r>
+        <w:rPr>
+          <w:sz w:val="36"/>
+          <w:szCs w:val="36"/>
+        </w:rPr>
+        <w:fldChar w:fldCharType="separate"/>
+      </w:r>
+      <w:r>
+        <w:rPr>
+          <w:rFonts w:ascii="Arial" w:hAnsi="Arial" w:eastAsia="Times New Roman" w:cs="Arial"/>
+          <w:color w:val="3366CC"/>
+          <w:sz w:val="36"/>
+          <w:szCs w:val="36"/>
+        </w:rPr>
+        <w:t>Архивировано</w:t>
+      </w:r>
+      <w:r>
+        <w:rPr>
+          <w:rFonts w:ascii="Arial" w:hAnsi="Arial" w:eastAsia="Times New Roman" w:cs="Arial"/>
+          <w:color w:val="3366CC"/>
+          <w:sz w:val="36"/>
+          <w:szCs w:val="36"/>
+        </w:rPr>
+        <w:fldChar w:fldCharType="end"/>
+      </w:r>
+      <w:r>
+        <w:rPr>
+          <w:rFonts w:ascii="Arial" w:hAnsi="Arial" w:eastAsia="Times New Roman" w:cs="Arial"/>
+          <w:color w:val="202122"/>
+          <w:sz w:val="36"/>
+          <w:szCs w:val="36"/>
         </w:rPr>
         <w:t> 13 марта 2013 года.]</w:t>
       </w:r>
@@ -149,121 +289,221 @@
         <w:spacing w:before="100" w:beforeAutospacing="1" w:after="24" w:line="240" w:lineRule="auto"/>
         <w:ind w:left="384"/>
         <w:rPr>
-          <w:rFonts w:ascii="Arial" w:eastAsia="Times New Roman" w:hAnsi="Arial" w:cs="Arial"/>
-          <w:color w:val="202122"/>
-          <w:sz w:val="16"/>
-          <w:szCs w:val="16"/>
-        </w:rPr>
-      </w:pPr>
-      <w:proofErr w:type="spellStart"/>
-      <w:r>
-        <w:rPr>
-          <w:rFonts w:ascii="Arial" w:eastAsia="Times New Roman" w:hAnsi="Arial" w:cs="Arial"/>
+          <w:rFonts w:ascii="Arial" w:hAnsi="Arial" w:eastAsia="Times New Roman" w:cs="Arial"/>
+          <w:color w:val="202122"/>
+          <w:sz w:val="36"/>
+          <w:szCs w:val="36"/>
+        </w:rPr>
+      </w:pPr>
+      <w:r>
+        <w:rPr>
+          <w:rFonts w:ascii="Arial" w:hAnsi="Arial" w:eastAsia="Times New Roman" w:cs="Arial"/>
           <w:i/>
           <w:iCs/>
           <w:color w:val="202122"/>
-          <w:sz w:val="16"/>
-        </w:rPr>
-        <w:t>Загидуллин</w:t>
-      </w:r>
-      <w:proofErr w:type="spellEnd"/>
-      <w:r>
-        <w:rPr>
-          <w:rFonts w:ascii="Arial" w:eastAsia="Times New Roman" w:hAnsi="Arial" w:cs="Arial"/>
-          <w:i/>
-          <w:iCs/>
-          <w:color w:val="202122"/>
-          <w:sz w:val="16"/>
-        </w:rPr>
-        <w:t xml:space="preserve"> Р. Р.</w:t>
-      </w:r>
-      <w:r>
-        <w:rPr>
-          <w:rFonts w:ascii="Arial" w:eastAsia="Times New Roman" w:hAnsi="Arial" w:cs="Arial"/>
-          <w:color w:val="202122"/>
-          <w:sz w:val="16"/>
+          <w:sz w:val="36"/>
+          <w:szCs w:val="36"/>
+        </w:rPr>
+        <w:t>Загидуллин Р. Р.</w:t>
+      </w:r>
+      <w:r>
+        <w:rPr>
+          <w:rFonts w:ascii="Arial" w:hAnsi="Arial" w:eastAsia="Times New Roman" w:cs="Arial"/>
+          <w:color w:val="202122"/>
+          <w:sz w:val="36"/>
+          <w:szCs w:val="36"/>
         </w:rPr>
         <w:t> </w:t>
       </w:r>
-      <w:hyperlink r:id="rId10" w:history="1">
-        <w:r>
-          <w:rPr>
-            <w:rFonts w:ascii="Arial" w:eastAsia="Times New Roman" w:hAnsi="Arial" w:cs="Arial"/>
-            <w:color w:val="3366CC"/>
-            <w:sz w:val="16"/>
-          </w:rPr>
-          <w:t xml:space="preserve">Планирование машиностроительного производства. Старый Оскол. – Изд-во ТНТ, 2013. – 392 </w:t>
-        </w:r>
-        <w:proofErr w:type="gramStart"/>
-        <w:r>
-          <w:rPr>
-            <w:rFonts w:ascii="Arial" w:eastAsia="Times New Roman" w:hAnsi="Arial" w:cs="Arial"/>
-            <w:color w:val="3366CC"/>
-            <w:sz w:val="16"/>
-          </w:rPr>
-          <w:t>с</w:t>
-        </w:r>
-        <w:proofErr w:type="gramEnd"/>
-      </w:hyperlink>
-      <w:r>
-        <w:rPr>
-          <w:rFonts w:ascii="Arial" w:eastAsia="Times New Roman" w:hAnsi="Arial" w:cs="Arial"/>
-          <w:color w:val="202122"/>
-          <w:sz w:val="16"/>
+      <w:r>
+        <w:rPr>
+          <w:sz w:val="36"/>
+          <w:szCs w:val="36"/>
+        </w:rPr>
+        <w:fldChar w:fldCharType="begin"/>
+      </w:r>
+      <w:r>
+        <w:rPr>
+          <w:sz w:val="36"/>
+          <w:szCs w:val="36"/>
+        </w:rPr>
+        <w:instrText xml:space="preserve"> HYPERLINK "http://tntpress.ru/381-planirovanie-mashinostroitelnogo-proizvodstva.html?keyword=%D0%97%D0%B0%D0%B3%D0%B8%D0%B4%D1%83%D0%BB%D0%BB%D0%B8%D0%BD" </w:instrText>
+      </w:r>
+      <w:r>
+        <w:rPr>
+          <w:sz w:val="36"/>
+          <w:szCs w:val="36"/>
+        </w:rPr>
+        <w:fldChar w:fldCharType="separate"/>
+      </w:r>
+      <w:r>
+        <w:rPr>
+          <w:rFonts w:ascii="Arial" w:hAnsi="Arial" w:eastAsia="Times New Roman" w:cs="Arial"/>
+          <w:color w:val="3366CC"/>
+          <w:sz w:val="36"/>
+          <w:szCs w:val="36"/>
+        </w:rPr>
+        <w:t>Планирование машиностроительного производства. Старый Оскол. – Изд-во ТНТ, 2013. – 392 с</w:t>
+      </w:r>
+      <w:r>
+        <w:rPr>
+          <w:rFonts w:ascii="Arial" w:hAnsi="Arial" w:eastAsia="Times New Roman" w:cs="Arial"/>
+          <w:color w:val="3366CC"/>
+          <w:sz w:val="36"/>
+          <w:szCs w:val="36"/>
+        </w:rPr>
+        <w:fldChar w:fldCharType="end"/>
+      </w:r>
+      <w:r>
+        <w:rPr>
+          <w:rFonts w:ascii="Arial" w:hAnsi="Arial" w:eastAsia="Times New Roman" w:cs="Arial"/>
+          <w:color w:val="202122"/>
+          <w:sz w:val="36"/>
+          <w:szCs w:val="36"/>
         </w:rPr>
         <w:t>. — </w:t>
       </w:r>
-      <w:hyperlink r:id="rId11" w:tooltip="Старый Оскол" w:history="1">
-        <w:r>
-          <w:rPr>
-            <w:rFonts w:ascii="Arial" w:eastAsia="Times New Roman" w:hAnsi="Arial" w:cs="Arial"/>
-            <w:color w:val="3366CC"/>
-            <w:sz w:val="16"/>
-          </w:rPr>
-          <w:t>Старый Оскол</w:t>
-        </w:r>
-      </w:hyperlink>
-      <w:r>
-        <w:rPr>
-          <w:rFonts w:ascii="Arial" w:eastAsia="Times New Roman" w:hAnsi="Arial" w:cs="Arial"/>
-          <w:color w:val="202122"/>
-          <w:sz w:val="16"/>
+      <w:r>
+        <w:rPr>
+          <w:sz w:val="36"/>
+          <w:szCs w:val="36"/>
+        </w:rPr>
+        <w:fldChar w:fldCharType="begin"/>
+      </w:r>
+      <w:r>
+        <w:rPr>
+          <w:sz w:val="36"/>
+          <w:szCs w:val="36"/>
+        </w:rPr>
+        <w:instrText xml:space="preserve"> HYPERLINK "https://ru.wikipedia.org/wiki/%D0%A1%D1%82%D0%B0%D1%80%D1%8B%D0%B9_%D0%9E%D1%81%D0%BA%D0%BE%D0%BB" \o "Старый Оскол" </w:instrText>
+      </w:r>
+      <w:r>
+        <w:rPr>
+          <w:sz w:val="36"/>
+          <w:szCs w:val="36"/>
+        </w:rPr>
+        <w:fldChar w:fldCharType="separate"/>
+      </w:r>
+      <w:r>
+        <w:rPr>
+          <w:rFonts w:ascii="Arial" w:hAnsi="Arial" w:eastAsia="Times New Roman" w:cs="Arial"/>
+          <w:color w:val="3366CC"/>
+          <w:sz w:val="36"/>
+          <w:szCs w:val="36"/>
+        </w:rPr>
+        <w:t>Старый Оскол</w:t>
+      </w:r>
+      <w:r>
+        <w:rPr>
+          <w:rFonts w:ascii="Arial" w:hAnsi="Arial" w:eastAsia="Times New Roman" w:cs="Arial"/>
+          <w:color w:val="3366CC"/>
+          <w:sz w:val="36"/>
+          <w:szCs w:val="36"/>
+        </w:rPr>
+        <w:fldChar w:fldCharType="end"/>
+      </w:r>
+      <w:r>
+        <w:rPr>
+          <w:rFonts w:ascii="Arial" w:hAnsi="Arial" w:eastAsia="Times New Roman" w:cs="Arial"/>
+          <w:color w:val="202122"/>
+          <w:sz w:val="36"/>
+          <w:szCs w:val="36"/>
         </w:rPr>
         <w:t>: ТНТ, </w:t>
       </w:r>
-      <w:hyperlink r:id="rId12" w:tooltip="2015" w:history="1">
-        <w:r>
-          <w:rPr>
-            <w:rFonts w:ascii="Arial" w:eastAsia="Times New Roman" w:hAnsi="Arial" w:cs="Arial"/>
-            <w:color w:val="3366CC"/>
-            <w:sz w:val="16"/>
-          </w:rPr>
-          <w:t>2015</w:t>
-        </w:r>
-      </w:hyperlink>
-      <w:r>
-        <w:rPr>
-          <w:rFonts w:ascii="Arial" w:eastAsia="Times New Roman" w:hAnsi="Arial" w:cs="Arial"/>
-          <w:color w:val="202122"/>
-          <w:sz w:val="16"/>
+      <w:r>
+        <w:rPr>
+          <w:sz w:val="36"/>
+          <w:szCs w:val="36"/>
+        </w:rPr>
+        <w:fldChar w:fldCharType="begin"/>
+      </w:r>
+      <w:r>
+        <w:rPr>
+          <w:sz w:val="36"/>
+          <w:szCs w:val="36"/>
+        </w:rPr>
+        <w:instrText xml:space="preserve"> HYPERLINK "https://ru.wikipedia.org/wiki/2015" \o "2015" </w:instrText>
+      </w:r>
+      <w:r>
+        <w:rPr>
+          <w:sz w:val="36"/>
+          <w:szCs w:val="36"/>
+        </w:rPr>
+        <w:fldChar w:fldCharType="separate"/>
+      </w:r>
+      <w:r>
+        <w:rPr>
+          <w:rFonts w:ascii="Arial" w:hAnsi="Arial" w:eastAsia="Times New Roman" w:cs="Arial"/>
+          <w:color w:val="3366CC"/>
+          <w:sz w:val="36"/>
+          <w:szCs w:val="36"/>
+        </w:rPr>
+        <w:t>2015</w:t>
+      </w:r>
+      <w:r>
+        <w:rPr>
+          <w:rFonts w:ascii="Arial" w:hAnsi="Arial" w:eastAsia="Times New Roman" w:cs="Arial"/>
+          <w:color w:val="3366CC"/>
+          <w:sz w:val="36"/>
+          <w:szCs w:val="36"/>
+        </w:rPr>
+        <w:fldChar w:fldCharType="end"/>
+      </w:r>
+      <w:r>
+        <w:rPr>
+          <w:rFonts w:ascii="Arial" w:hAnsi="Arial" w:eastAsia="Times New Roman" w:cs="Arial"/>
+          <w:color w:val="202122"/>
+          <w:sz w:val="36"/>
+          <w:szCs w:val="36"/>
         </w:rPr>
         <w:t>. — 392 с. — ISBN 9778-5-94178-382-3. — [</w:t>
       </w:r>
-      <w:hyperlink r:id="rId13" w:history="1">
-        <w:r>
-          <w:rPr>
-            <w:rFonts w:ascii="Arial" w:eastAsia="Times New Roman" w:hAnsi="Arial" w:cs="Arial"/>
-            <w:color w:val="3366CC"/>
-            <w:sz w:val="16"/>
-          </w:rPr>
-          <w:t>Архивировано</w:t>
-        </w:r>
-      </w:hyperlink>
-      <w:r>
-        <w:rPr>
-          <w:rFonts w:ascii="Arial" w:eastAsia="Times New Roman" w:hAnsi="Arial" w:cs="Arial"/>
-          <w:color w:val="202122"/>
-          <w:sz w:val="16"/>
+      <w:r>
+        <w:rPr>
+          <w:sz w:val="36"/>
+          <w:szCs w:val="36"/>
+        </w:rPr>
+        <w:fldChar w:fldCharType="begin"/>
+      </w:r>
+      <w:r>
+        <w:rPr>
+          <w:sz w:val="36"/>
+          <w:szCs w:val="36"/>
+        </w:rPr>
+        <w:instrText xml:space="preserve"> HYPERLINK "https://web.archive.org/web/20160305004410/http:/tntpress.ru/381-planirovanie-mashinostroitelnogo-proizvodstva.html?keyword=%D0%97%D0%B0%D0%B3%D0%B8%D0%B4%D1%83%D0%BB%D0%BB%D0%B8%D0%BD" </w:instrText>
+      </w:r>
+      <w:r>
+        <w:rPr>
+          <w:sz w:val="36"/>
+          <w:szCs w:val="36"/>
+        </w:rPr>
+        <w:fldChar w:fldCharType="separate"/>
+      </w:r>
+      <w:r>
+        <w:rPr>
+          <w:rFonts w:ascii="Arial" w:hAnsi="Arial" w:eastAsia="Times New Roman" w:cs="Arial"/>
+          <w:color w:val="3366CC"/>
+          <w:sz w:val="36"/>
+          <w:szCs w:val="36"/>
+        </w:rPr>
+        <w:t>Архивировано</w:t>
+      </w:r>
+      <w:r>
+        <w:rPr>
+          <w:rFonts w:ascii="Arial" w:hAnsi="Arial" w:eastAsia="Times New Roman" w:cs="Arial"/>
+          <w:color w:val="3366CC"/>
+          <w:sz w:val="36"/>
+          <w:szCs w:val="36"/>
+        </w:rPr>
+        <w:fldChar w:fldCharType="end"/>
+      </w:r>
+      <w:r>
+        <w:rPr>
+          <w:rFonts w:ascii="Arial" w:hAnsi="Arial" w:eastAsia="Times New Roman" w:cs="Arial"/>
+          <w:color w:val="202122"/>
+          <w:sz w:val="36"/>
+          <w:szCs w:val="36"/>
         </w:rPr>
         <w:t> 5 марта 2016 года.]</w:t>
       </w:r>
@@ -278,226 +518,243 @@
         <w:spacing w:before="100" w:beforeAutospacing="1" w:after="24" w:line="240" w:lineRule="auto"/>
         <w:ind w:left="384"/>
         <w:rPr>
-          <w:rFonts w:ascii="Arial" w:eastAsia="Times New Roman" w:hAnsi="Arial" w:cs="Arial"/>
+          <w:rFonts w:ascii="Arial" w:hAnsi="Arial" w:eastAsia="Times New Roman" w:cs="Arial"/>
           <w:i/>
           <w:iCs/>
           <w:color w:val="202122"/>
-          <w:sz w:val="16"/>
-        </w:rPr>
-      </w:pPr>
-      <w:r>
-        <w:rPr>
-          <w:rFonts w:ascii="Arial" w:eastAsia="Times New Roman" w:hAnsi="Arial" w:cs="Arial"/>
+          <w:sz w:val="36"/>
+          <w:szCs w:val="36"/>
+        </w:rPr>
+      </w:pPr>
+      <w:r>
+        <w:rPr>
+          <w:rFonts w:ascii="Arial" w:hAnsi="Arial" w:eastAsia="Times New Roman" w:cs="Arial"/>
           <w:i/>
           <w:iCs/>
           <w:color w:val="202122"/>
-          <w:sz w:val="16"/>
-        </w:rPr>
-        <w:t xml:space="preserve">Управление машиностроительным производством с помощью систем MES, APS, ERP Вид издания Монография Авторы </w:t>
-      </w:r>
-      <w:proofErr w:type="spellStart"/>
-      <w:r>
-        <w:rPr>
-          <w:rFonts w:ascii="Arial" w:eastAsia="Times New Roman" w:hAnsi="Arial" w:cs="Arial"/>
-          <w:i/>
-          <w:iCs/>
-          <w:color w:val="202122"/>
-          <w:sz w:val="16"/>
-        </w:rPr>
-        <w:t>Загидуллин</w:t>
-      </w:r>
-      <w:proofErr w:type="spellEnd"/>
-      <w:r>
-        <w:rPr>
-          <w:rFonts w:ascii="Arial" w:eastAsia="Times New Roman" w:hAnsi="Arial" w:cs="Arial"/>
-          <w:i/>
-          <w:iCs/>
-          <w:color w:val="202122"/>
-          <w:sz w:val="16"/>
-        </w:rPr>
-        <w:t xml:space="preserve"> Р. Р. Издательство ТНТ Год издания 2021 ISBN 978-5-94178-282-6 Страниц 416 Образование </w:t>
-      </w:r>
-      <w:proofErr w:type="spellStart"/>
-      <w:r>
-        <w:rPr>
-          <w:rFonts w:ascii="Arial" w:eastAsia="Times New Roman" w:hAnsi="Arial" w:cs="Arial"/>
-          <w:i/>
-          <w:iCs/>
-          <w:color w:val="202122"/>
-          <w:sz w:val="16"/>
-        </w:rPr>
-        <w:t>Бакалавриат</w:t>
-      </w:r>
-      <w:proofErr w:type="spellEnd"/>
-      <w:r>
-        <w:rPr>
-          <w:rFonts w:ascii="Arial" w:eastAsia="Times New Roman" w:hAnsi="Arial" w:cs="Arial"/>
-          <w:i/>
-          <w:iCs/>
-          <w:color w:val="202122"/>
-          <w:sz w:val="16"/>
-        </w:rPr>
-        <w:t>, Магистратура, Аспирантура УДК 681.5:621 ББК 32.965:34.4</w:t>
-      </w:r>
+          <w:sz w:val="36"/>
+          <w:szCs w:val="36"/>
+        </w:rPr>
+        <w:t>Управление машиностроительным производством с помощью систем MES, APS, ERP Вид издания Монография Авторы Загидуллин Р. Р. Издательство ТНТ Год издания 2021 ISBN 978-5-94178-282-6 Страниц 416 Образование Бакалавриат, Магистратура, Аспирантура УДК 681.5:621 ББК 32.965:34.4</w:t>
+      </w:r>
+      <w:bookmarkStart w:id="0" w:name="_GoBack"/>
+      <w:bookmarkEnd w:id="0"/>
     </w:p>
-    <w:p/>
+    <w:p>
+      <w:pPr>
+        <w:rPr>
+          <w:sz w:val="36"/>
+          <w:szCs w:val="36"/>
+        </w:rPr>
+      </w:pPr>
+    </w:p>
     <w:sectPr>
       <w:pgSz w:w="11906" w:h="16838"/>
       <w:pgMar w:top="1134" w:right="850" w:bottom="1134" w:left="1701" w:header="708" w:footer="708" w:gutter="0"/>
-      <w:cols w:space="708"/>
-      <w:docGrid w:linePitch="360"/>
+      <w:cols w:space="708" w:num="1"/>
+      <w:docGrid w:linePitch="360" w:charSpace="0"/>
     </w:sectPr>
   </w:body>
 </w:document>
 </file>
 
+<file path=word/endnotes.xml><?xml version="1.0" encoding="utf-8"?>
+<w:endnotes xmlns:wpc="http://schemas.microsoft.com/office/word/2010/wordprocessingCanvas" xmlns:mc="http://schemas.openxmlformats.org/markup-compatibility/2006" xmlns:o="urn:schemas-microsoft-com:office:office" xmlns:r="http://schemas.openxmlformats.org/officeDocument/2006/relationships" xmlns:m="http://schemas.openxmlformats.org/officeDocument/2006/math" xmlns:v="urn:schemas-microsoft-com:vml" xmlns:wp14="http://schemas.microsoft.com/office/word/2010/wordprocessingDrawing" xmlns:wp="http://schemas.openxmlformats.org/drawingml/2006/wordprocessingDrawing" xmlns:w="http://schemas.openxmlformats.org/wordprocessingml/2006/main" xmlns:w14="http://schemas.microsoft.com/office/word/2010/wordml" xmlns:w15="http://schemas.microsoft.com/office/word/2012/wordml" xmlns:w10="urn:schemas-microsoft-com:office:word" xmlns:wpg="http://schemas.microsoft.com/office/word/2010/wordprocessingGroup" xmlns:wpi="http://schemas.microsoft.com/office/word/2010/wordprocessingInk" xmlns:wne="http://schemas.microsoft.com/office/word/2006/wordml" xmlns:wps="http://schemas.microsoft.com/office/word/2010/wordprocessingShape" xmlns:wpsCustomData="http://www.wps.cn/officeDocument/2013/wpsCustomData" mc:Ignorable="w14 w15 wp14">
+  <w:endnote w:type="separator" w:id="0">
+    <w:p>
+      <w:pPr>
+        <w:spacing w:line="240" w:lineRule="auto"/>
+      </w:pPr>
+      <w:r>
+        <w:separator/>
+      </w:r>
+    </w:p>
+  </w:endnote>
+  <w:endnote w:type="continuationSeparator" w:id="1">
+    <w:p>
+      <w:pPr>
+        <w:spacing w:line="240" w:lineRule="auto"/>
+      </w:pPr>
+      <w:r>
+        <w:continuationSeparator/>
+      </w:r>
+    </w:p>
+  </w:endnote>
+</w:endnotes>
+</file>
+
+<file path=word/footnotes.xml><?xml version="1.0" encoding="utf-8"?>
+<w:footnotes xmlns:wpc="http://schemas.microsoft.com/office/word/2010/wordprocessingCanvas" xmlns:mc="http://schemas.openxmlformats.org/markup-compatibility/2006" xmlns:o="urn:schemas-microsoft-com:office:office" xmlns:r="http://schemas.openxmlformats.org/officeDocument/2006/relationships" xmlns:m="http://schemas.openxmlformats.org/officeDocument/2006/math" xmlns:v="urn:schemas-microsoft-com:vml" xmlns:wp14="http://schemas.microsoft.com/office/word/2010/wordprocessingDrawing" xmlns:wp="http://schemas.openxmlformats.org/drawingml/2006/wordprocessingDrawing" xmlns:w="http://schemas.openxmlformats.org/wordprocessingml/2006/main" xmlns:w14="http://schemas.microsoft.com/office/word/2010/wordml" xmlns:w15="http://schemas.microsoft.com/office/word/2012/wordml" xmlns:w10="urn:schemas-microsoft-com:office:word" xmlns:wpg="http://schemas.microsoft.com/office/word/2010/wordprocessingGroup" xmlns:wpi="http://schemas.microsoft.com/office/word/2010/wordprocessingInk" xmlns:wne="http://schemas.microsoft.com/office/word/2006/wordml" xmlns:wps="http://schemas.microsoft.com/office/word/2010/wordprocessingShape" xmlns:wpsCustomData="http://www.wps.cn/officeDocument/2013/wpsCustomData" mc:Ignorable="w14 w15 wp14">
+  <w:footnote w:type="separator" w:id="0">
+    <w:p>
+      <w:pPr>
+        <w:spacing w:before="0" w:after="0" w:line="276" w:lineRule="auto"/>
+      </w:pPr>
+      <w:r>
+        <w:separator/>
+      </w:r>
+    </w:p>
+  </w:footnote>
+  <w:footnote w:type="continuationSeparator" w:id="1">
+    <w:p>
+      <w:pPr>
+        <w:spacing w:before="0" w:after="0" w:line="276" w:lineRule="auto"/>
+      </w:pPr>
+      <w:r>
+        <w:continuationSeparator/>
+      </w:r>
+    </w:p>
+  </w:footnote>
+</w:footnotes>
+</file>
+
 <file path=word/numbering.xml><?xml version="1.0" encoding="utf-8"?>
-<w:numbering xmlns:ve="http://schemas.openxmlformats.org/markup-compatibility/2006" xmlns:o="urn:schemas-microsoft-com:office:office" xmlns:r="http://schemas.openxmlformats.org/officeDocument/2006/relationships" xmlns:m="http://schemas.openxmlformats.org/officeDocument/2006/math" xmlns:v="urn:schemas-microsoft-com:vml" xmlns:wp="http://schemas.openxmlformats.org/drawingml/2006/wordprocessingDrawing" xmlns:w10="urn:schemas-microsoft-com:office:word" xmlns:w="http://schemas.openxmlformats.org/wordprocessingml/2006/main" xmlns:wne="http://schemas.microsoft.com/office/word/2006/wordml">
+<w:numbering xmlns:wpc="http://schemas.microsoft.com/office/word/2010/wordprocessingCanvas" xmlns:mc="http://schemas.openxmlformats.org/markup-compatibility/2006" xmlns:o="urn:schemas-microsoft-com:office:office" xmlns:r="http://schemas.openxmlformats.org/officeDocument/2006/relationships" xmlns:m="http://schemas.openxmlformats.org/officeDocument/2006/math" xmlns:v="urn:schemas-microsoft-com:vml" xmlns:wp14="http://schemas.microsoft.com/office/word/2010/wordprocessingDrawing" xmlns:wp="http://schemas.openxmlformats.org/drawingml/2006/wordprocessingDrawing" xmlns:w10="urn:schemas-microsoft-com:office:word" xmlns:w="http://schemas.openxmlformats.org/wordprocessingml/2006/main" xmlns:w14="http://schemas.microsoft.com/office/word/2010/wordml" xmlns:wpg="http://schemas.microsoft.com/office/word/2010/wordprocessingGroup" xmlns:wpi="http://schemas.microsoft.com/office/word/2010/wordprocessingInk" xmlns:wne="http://schemas.microsoft.com/office/word/2006/wordml" xmlns:wps="http://schemas.microsoft.com/office/word/2010/wordprocessingShape" xmlns:wpsCustomData="http://www.wps.cn/officeDocument/2013/wpsCustomData" mc:Ignorable="w14 wp14">
   <w:abstractNum w:abstractNumId="0">
     <w:nsid w:val="18F70106"/>
     <w:multiLevelType w:val="multilevel"/>
-    <w:tmpl w:val="45E0F6BA"/>
-    <w:lvl w:ilvl="0">
+    <w:tmpl w:val="18F70106"/>
+    <w:lvl w:ilvl="0" w:tentative="0">
       <w:start w:val="1"/>
       <w:numFmt w:val="bullet"/>
       <w:lvlText w:val=""/>
       <w:lvlJc w:val="left"/>
       <w:pPr>
         <w:tabs>
-          <w:tab w:val="num" w:pos="720"/>
+          <w:tab w:val="left" w:pos="720"/>
         </w:tabs>
         <w:ind w:left="720" w:hanging="360"/>
       </w:pPr>
       <w:rPr>
-        <w:rFonts w:ascii="Symbol" w:hAnsi="Symbol" w:hint="default"/>
+        <w:rFonts w:hint="default" w:ascii="Symbol" w:hAnsi="Symbol"/>
         <w:sz w:val="20"/>
       </w:rPr>
     </w:lvl>
-    <w:lvl w:ilvl="1" w:tentative="1">
+    <w:lvl w:ilvl="1" w:tentative="0">
       <w:start w:val="1"/>
       <w:numFmt w:val="bullet"/>
       <w:lvlText w:val=""/>
       <w:lvlJc w:val="left"/>
       <w:pPr>
         <w:tabs>
-          <w:tab w:val="num" w:pos="1440"/>
+          <w:tab w:val="left" w:pos="1440"/>
         </w:tabs>
         <w:ind w:left="1440" w:hanging="360"/>
       </w:pPr>
       <w:rPr>
-        <w:rFonts w:ascii="Symbol" w:hAnsi="Symbol" w:hint="default"/>
+        <w:rFonts w:hint="default" w:ascii="Symbol" w:hAnsi="Symbol"/>
         <w:sz w:val="20"/>
       </w:rPr>
     </w:lvl>
-    <w:lvl w:ilvl="2" w:tentative="1">
+    <w:lvl w:ilvl="2" w:tentative="0">
       <w:start w:val="1"/>
       <w:numFmt w:val="bullet"/>
       <w:lvlText w:val=""/>
       <w:lvlJc w:val="left"/>
       <w:pPr>
         <w:tabs>
-          <w:tab w:val="num" w:pos="2160"/>
+          <w:tab w:val="left" w:pos="2160"/>
         </w:tabs>
         <w:ind w:left="2160" w:hanging="360"/>
       </w:pPr>
       <w:rPr>
-        <w:rFonts w:ascii="Symbol" w:hAnsi="Symbol" w:hint="default"/>
+        <w:rFonts w:hint="default" w:ascii="Symbol" w:hAnsi="Symbol"/>
         <w:sz w:val="20"/>
       </w:rPr>
     </w:lvl>
-    <w:lvl w:ilvl="3" w:tentative="1">
+    <w:lvl w:ilvl="3" w:tentative="0">
       <w:start w:val="1"/>
       <w:numFmt w:val="bullet"/>
       <w:lvlText w:val=""/>
       <w:lvlJc w:val="left"/>
       <w:pPr>
         <w:tabs>
-          <w:tab w:val="num" w:pos="2880"/>
+          <w:tab w:val="left" w:pos="2880"/>
         </w:tabs>
         <w:ind w:left="2880" w:hanging="360"/>
       </w:pPr>
       <w:rPr>
-        <w:rFonts w:ascii="Symbol" w:hAnsi="Symbol" w:hint="default"/>
+        <w:rFonts w:hint="default" w:ascii="Symbol" w:hAnsi="Symbol"/>
         <w:sz w:val="20"/>
       </w:rPr>
     </w:lvl>
-    <w:lvl w:ilvl="4" w:tentative="1">
+    <w:lvl w:ilvl="4" w:tentative="0">
       <w:start w:val="1"/>
       <w:numFmt w:val="bullet"/>
       <w:lvlText w:val=""/>
       <w:lvlJc w:val="left"/>
       <w:pPr>
         <w:tabs>
-          <w:tab w:val="num" w:pos="3600"/>
+          <w:tab w:val="left" w:pos="3600"/>
         </w:tabs>
         <w:ind w:left="3600" w:hanging="360"/>
       </w:pPr>
       <w:rPr>
-        <w:rFonts w:ascii="Symbol" w:hAnsi="Symbol" w:hint="default"/>
+        <w:rFonts w:hint="default" w:ascii="Symbol" w:hAnsi="Symbol"/>
         <w:sz w:val="20"/>
       </w:rPr>
     </w:lvl>
-    <w:lvl w:ilvl="5" w:tentative="1">
+    <w:lvl w:ilvl="5" w:tentative="0">
       <w:start w:val="1"/>
       <w:numFmt w:val="bullet"/>
       <w:lvlText w:val=""/>
       <w:lvlJc w:val="left"/>
       <w:pPr>
         <w:tabs>
-          <w:tab w:val="num" w:pos="4320"/>
+          <w:tab w:val="left" w:pos="4320"/>
         </w:tabs>
         <w:ind w:left="4320" w:hanging="360"/>
       </w:pPr>
       <w:rPr>
-        <w:rFonts w:ascii="Symbol" w:hAnsi="Symbol" w:hint="default"/>
+        <w:rFonts w:hint="default" w:ascii="Symbol" w:hAnsi="Symbol"/>
         <w:sz w:val="20"/>
       </w:rPr>
     </w:lvl>
-    <w:lvl w:ilvl="6" w:tentative="1">
+    <w:lvl w:ilvl="6" w:tentative="0">
       <w:start w:val="1"/>
       <w:numFmt w:val="bullet"/>
       <w:lvlText w:val=""/>
       <w:lvlJc w:val="left"/>
       <w:pPr>
         <w:tabs>
-          <w:tab w:val="num" w:pos="5040"/>
+          <w:tab w:val="left" w:pos="5040"/>
         </w:tabs>
         <w:ind w:left="5040" w:hanging="360"/>
       </w:pPr>
       <w:rPr>
-        <w:rFonts w:ascii="Symbol" w:hAnsi="Symbol" w:hint="default"/>
+        <w:rFonts w:hint="default" w:ascii="Symbol" w:hAnsi="Symbol"/>
         <w:sz w:val="20"/>
       </w:rPr>
     </w:lvl>
-    <w:lvl w:ilvl="7" w:tentative="1">
+    <w:lvl w:ilvl="7" w:tentative="0">
       <w:start w:val="1"/>
       <w:numFmt w:val="bullet"/>
       <w:lvlText w:val=""/>
       <w:lvlJc w:val="left"/>
       <w:pPr>
         <w:tabs>
-          <w:tab w:val="num" w:pos="5760"/>
+          <w:tab w:val="left" w:pos="5760"/>
         </w:tabs>
         <w:ind w:left="5760" w:hanging="360"/>
       </w:pPr>
       <w:rPr>
-        <w:rFonts w:ascii="Symbol" w:hAnsi="Symbol" w:hint="default"/>
+        <w:rFonts w:hint="default" w:ascii="Symbol" w:hAnsi="Symbol"/>
         <w:sz w:val="20"/>
       </w:rPr>
     </w:lvl>
-    <w:lvl w:ilvl="8" w:tentative="1">
+    <w:lvl w:ilvl="8" w:tentative="0">
       <w:start w:val="1"/>
       <w:numFmt w:val="bullet"/>
       <w:lvlText w:val=""/>
       <w:lvlJc w:val="left"/>
       <w:pPr>
         <w:tabs>
-          <w:tab w:val="num" w:pos="6480"/>
+          <w:tab w:val="left" w:pos="6480"/>
         </w:tabs>
         <w:ind w:left="6480" w:hanging="360"/>
       </w:pPr>
       <w:rPr>
-        <w:rFonts w:ascii="Symbol" w:hAnsi="Symbol" w:hint="default"/>
+        <w:rFonts w:hint="default" w:ascii="Symbol" w:hAnsi="Symbol"/>
         <w:sz w:val="20"/>
       </w:rPr>
     </w:lvl>
@@ -509,199 +766,213 @@
 </file>
 
 <file path=word/styles.xml><?xml version="1.0" encoding="utf-8"?>
-<w:styles xmlns:r="http://schemas.openxmlformats.org/officeDocument/2006/relationships" xmlns:w="http://schemas.openxmlformats.org/wordprocessingml/2006/main">
+<w:styles xmlns:mc="http://schemas.openxmlformats.org/markup-compatibility/2006" xmlns:o="urn:schemas-microsoft-com:office:office" xmlns:r="http://schemas.openxmlformats.org/officeDocument/2006/relationships" xmlns:m="http://schemas.openxmlformats.org/officeDocument/2006/math" xmlns:v="urn:schemas-microsoft-com:vml" xmlns:w="http://schemas.openxmlformats.org/wordprocessingml/2006/main" xmlns:w14="http://schemas.microsoft.com/office/word/2010/wordml" xmlns:w10="urn:schemas-microsoft-com:office:word" xmlns:sl="http://schemas.openxmlformats.org/schemaLibrary/2006/main" xmlns:wpsCustomData="http://www.wps.cn/officeDocument/2013/wpsCustomData" mc:Ignorable="w14">
   <w:docDefaults>
     <w:rPrDefault>
       <w:rPr>
-        <w:rFonts w:asciiTheme="minorHAnsi" w:eastAsiaTheme="minorEastAsia" w:hAnsiTheme="minorHAnsi" w:cstheme="minorBidi"/>
-        <w:sz w:val="22"/>
-        <w:szCs w:val="22"/>
-        <w:lang w:val="ru-RU" w:eastAsia="ru-RU" w:bidi="ar-SA"/>
+        <w:rFonts w:asciiTheme="minorHAnsi" w:hAnsiTheme="minorHAnsi" w:eastAsiaTheme="minorEastAsia" w:cstheme="minorBidi"/>
       </w:rPr>
     </w:rPrDefault>
-    <w:pPrDefault>
-      <w:pPr>
-        <w:spacing w:after="200" w:line="276" w:lineRule="auto"/>
-      </w:pPr>
-    </w:pPrDefault>
+    <w:pPrDefault/>
   </w:docDefaults>
-  <w:latentStyles w:defLockedState="0" w:defUIPriority="99" w:defSemiHidden="1" w:defUnhideWhenUsed="1" w:defQFormat="0" w:count="267">
-    <w:lsdException w:name="Normal" w:semiHidden="0" w:uiPriority="0" w:unhideWhenUsed="0" w:qFormat="1"/>
-    <w:lsdException w:name="heading 1" w:semiHidden="0" w:uiPriority="9" w:unhideWhenUsed="0" w:qFormat="1"/>
-    <w:lsdException w:name="heading 2" w:uiPriority="9" w:qFormat="1"/>
-    <w:lsdException w:name="heading 3" w:uiPriority="9" w:qFormat="1"/>
-    <w:lsdException w:name="heading 4" w:uiPriority="9" w:qFormat="1"/>
-    <w:lsdException w:name="heading 5" w:uiPriority="9" w:qFormat="1"/>
-    <w:lsdException w:name="heading 6" w:uiPriority="9" w:qFormat="1"/>
-    <w:lsdException w:name="heading 7" w:uiPriority="9" w:qFormat="1"/>
-    <w:lsdException w:name="heading 8" w:uiPriority="9" w:qFormat="1"/>
-    <w:lsdException w:name="heading 9" w:uiPriority="9" w:qFormat="1"/>
-    <w:lsdException w:name="toc 1" w:uiPriority="39"/>
-    <w:lsdException w:name="toc 2" w:uiPriority="39"/>
-    <w:lsdException w:name="toc 3" w:uiPriority="39"/>
-    <w:lsdException w:name="toc 4" w:uiPriority="39"/>
-    <w:lsdException w:name="toc 5" w:uiPriority="39"/>
-    <w:lsdException w:name="toc 6" w:uiPriority="39"/>
-    <w:lsdException w:name="toc 7" w:uiPriority="39"/>
-    <w:lsdException w:name="toc 8" w:uiPriority="39"/>
-    <w:lsdException w:name="toc 9" w:uiPriority="39"/>
-    <w:lsdException w:name="caption" w:uiPriority="35" w:qFormat="1"/>
-    <w:lsdException w:name="Title" w:semiHidden="0" w:uiPriority="10" w:unhideWhenUsed="0" w:qFormat="1"/>
-    <w:lsdException w:name="Default Paragraph Font" w:uiPriority="1"/>
-    <w:lsdException w:name="Subtitle" w:semiHidden="0" w:uiPriority="11" w:unhideWhenUsed="0" w:qFormat="1"/>
-    <w:lsdException w:name="Strong" w:semiHidden="0" w:uiPriority="22" w:unhideWhenUsed="0" w:qFormat="1"/>
-    <w:lsdException w:name="Emphasis" w:semiHidden="0" w:uiPriority="20" w:unhideWhenUsed="0" w:qFormat="1"/>
-    <w:lsdException w:name="Table Grid" w:semiHidden="0" w:uiPriority="59" w:unhideWhenUsed="0"/>
-    <w:lsdException w:name="Placeholder Text" w:unhideWhenUsed="0"/>
-    <w:lsdException w:name="No Spacing" w:semiHidden="0" w:uiPriority="1" w:unhideWhenUsed="0" w:qFormat="1"/>
-    <w:lsdException w:name="Light Shading" w:semiHidden="0" w:uiPriority="60" w:unhideWhenUsed="0"/>
-    <w:lsdException w:name="Light List" w:semiHidden="0" w:uiPriority="61" w:unhideWhenUsed="0"/>
-    <w:lsdException w:name="Light Grid" w:semiHidden="0" w:uiPriority="62" w:unhideWhenUsed="0"/>
-    <w:lsdException w:name="Medium Shading 1" w:semiHidden="0" w:uiPriority="63" w:unhideWhenUsed="0"/>
-    <w:lsdException w:name="Medium Shading 2" w:semiHidden="0" w:uiPriority="64" w:unhideWhenUsed="0"/>
-    <w:lsdException w:name="Medium List 1" w:semiHidden="0" w:uiPriority="65" w:unhideWhenUsed="0"/>
-    <w:lsdException w:name="Medium List 2" w:semiHidden="0" w:uiPriority="66" w:unhideWhenUsed="0"/>
-    <w:lsdException w:name="Medium Grid 1" w:semiHidden="0" w:uiPriority="67" w:unhideWhenUsed="0"/>
-    <w:lsdException w:name="Medium Grid 2" w:semiHidden="0" w:uiPriority="68" w:unhideWhenUsed="0"/>
-    <w:lsdException w:name="Medium Grid 3" w:semiHidden="0" w:uiPriority="69" w:unhideWhenUsed="0"/>
-    <w:lsdException w:name="Dark List" w:semiHidden="0" w:uiPriority="70" w:unhideWhenUsed="0"/>
-    <w:lsdException w:name="Colorful Shading" w:semiHidden="0" w:uiPriority="71" w:unhideWhenUsed="0"/>
-    <w:lsdException w:name="Colorful List" w:semiHidden="0" w:uiPriority="72" w:unhideWhenUsed="0"/>
-    <w:lsdException w:name="Colorful Grid" w:semiHidden="0" w:uiPriority="73" w:unhideWhenUsed="0"/>
-    <w:lsdException w:name="Light Shading Accent 1" w:semiHidden="0" w:uiPriority="60" w:unhideWhenUsed="0"/>
-    <w:lsdException w:name="Light List Accent 1" w:semiHidden="0" w:uiPriority="61" w:unhideWhenUsed="0"/>
-    <w:lsdException w:name="Light Grid Accent 1" w:semiHidden="0" w:uiPriority="62" w:unhideWhenUsed="0"/>
-    <w:lsdException w:name="Medium Shading 1 Accent 1" w:semiHidden="0" w:uiPriority="63" w:unhideWhenUsed="0"/>
-    <w:lsdException w:name="Medium Shading 2 Accent 1" w:semiHidden="0" w:uiPriority="64" w:unhideWhenUsed="0"/>
-    <w:lsdException w:name="Medium List 1 Accent 1" w:semiHidden="0" w:uiPriority="65" w:unhideWhenUsed="0"/>
-    <w:lsdException w:name="Revision" w:unhideWhenUsed="0"/>
-    <w:lsdException w:name="List Paragraph" w:semiHidden="0" w:uiPriority="34" w:unhideWhenUsed="0" w:qFormat="1"/>
-    <w:lsdException w:name="Quote" w:semiHidden="0" w:uiPriority="29" w:unhideWhenUsed="0" w:qFormat="1"/>
-    <w:lsdException w:name="Intense Quote" w:semiHidden="0" w:uiPriority="30" w:unhideWhenUsed="0" w:qFormat="1"/>
-    <w:lsdException w:name="Medium List 2 Accent 1" w:semiHidden="0" w:uiPriority="66" w:unhideWhenUsed="0"/>
-    <w:lsdException w:name="Medium Grid 1 Accent 1" w:semiHidden="0" w:uiPriority="67" w:unhideWhenUsed="0"/>
-    <w:lsdException w:name="Medium Grid 2 Accent 1" w:semiHidden="0" w:uiPriority="68" w:unhideWhenUsed="0"/>
-    <w:lsdException w:name="Medium Grid 3 Accent 1" w:semiHidden="0" w:uiPriority="69" w:unhideWhenUsed="0"/>
-    <w:lsdException w:name="Dark List Accent 1" w:semiHidden="0" w:uiPriority="70" w:unhideWhenUsed="0"/>
-    <w:lsdException w:name="Colorful Shading Accent 1" w:semiHidden="0" w:uiPriority="71" w:unhideWhenUsed="0"/>
-    <w:lsdException w:name="Colorful List Accent 1" w:semiHidden="0" w:uiPriority="72" w:unhideWhenUsed="0"/>
-    <w:lsdException w:name="Colorful Grid Accent 1" w:semiHidden="0" w:uiPriority="73" w:unhideWhenUsed="0"/>
-    <w:lsdException w:name="Light Shading Accent 2" w:semiHidden="0" w:uiPriority="60" w:unhideWhenUsed="0"/>
-    <w:lsdException w:name="Light List Accent 2" w:semiHidden="0" w:uiPriority="61" w:unhideWhenUsed="0"/>
-    <w:lsdException w:name="Light Grid Accent 2" w:semiHidden="0" w:uiPriority="62" w:unhideWhenUsed="0"/>
-    <w:lsdException w:name="Medium Shading 1 Accent 2" w:semiHidden="0" w:uiPriority="63" w:unhideWhenUsed="0"/>
-    <w:lsdException w:name="Medium Shading 2 Accent 2" w:semiHidden="0" w:uiPriority="64" w:unhideWhenUsed="0"/>
-    <w:lsdException w:name="Medium List 1 Accent 2" w:semiHidden="0" w:uiPriority="65" w:unhideWhenUsed="0"/>
-    <w:lsdException w:name="Medium List 2 Accent 2" w:semiHidden="0" w:uiPriority="66" w:unhideWhenUsed="0"/>
-    <w:lsdException w:name="Medium Grid 1 Accent 2" w:semiHidden="0" w:uiPriority="67" w:unhideWhenUsed="0"/>
-    <w:lsdException w:name="Medium Grid 2 Accent 2" w:semiHidden="0" w:uiPriority="68" w:unhideWhenUsed="0"/>
-    <w:lsdException w:name="Medium Grid 3 Accent 2" w:semiHidden="0" w:uiPriority="69" w:unhideWhenUsed="0"/>
-    <w:lsdException w:name="Dark List Accent 2" w:semiHidden="0" w:uiPriority="70" w:unhideWhenUsed="0"/>
-    <w:lsdException w:name="Colorful Shading Accent 2" w:semiHidden="0" w:uiPriority="71" w:unhideWhenUsed="0"/>
-    <w:lsdException w:name="Colorful List Accent 2" w:semiHidden="0" w:uiPriority="72" w:unhideWhenUsed="0"/>
-    <w:lsdException w:name="Colorful Grid Accent 2" w:semiHidden="0" w:uiPriority="73" w:unhideWhenUsed="0"/>
-    <w:lsdException w:name="Light Shading Accent 3" w:semiHidden="0" w:uiPriority="60" w:unhideWhenUsed="0"/>
-    <w:lsdException w:name="Light List Accent 3" w:semiHidden="0" w:uiPriority="61" w:unhideWhenUsed="0"/>
-    <w:lsdException w:name="Light Grid Accent 3" w:semiHidden="0" w:uiPriority="62" w:unhideWhenUsed="0"/>
-    <w:lsdException w:name="Medium Shading 1 Accent 3" w:semiHidden="0" w:uiPriority="63" w:unhideWhenUsed="0"/>
-    <w:lsdException w:name="Medium Shading 2 Accent 3" w:semiHidden="0" w:uiPriority="64" w:unhideWhenUsed="0"/>
-    <w:lsdException w:name="Medium List 1 Accent 3" w:semiHidden="0" w:uiPriority="65" w:unhideWhenUsed="0"/>
-    <w:lsdException w:name="Medium List 2 Accent 3" w:semiHidden="0" w:uiPriority="66" w:unhideWhenUsed="0"/>
-    <w:lsdException w:name="Medium Grid 1 Accent 3" w:semiHidden="0" w:uiPriority="67" w:unhideWhenUsed="0"/>
-    <w:lsdException w:name="Medium Grid 2 Accent 3" w:semiHidden="0" w:uiPriority="68" w:unhideWhenUsed="0"/>
-    <w:lsdException w:name="Medium Grid 3 Accent 3" w:semiHidden="0" w:uiPriority="69" w:unhideWhenUsed="0"/>
-    <w:lsdException w:name="Dark List Accent 3" w:semiHidden="0" w:uiPriority="70" w:unhideWhenUsed="0"/>
-    <w:lsdException w:name="Colorful Shading Accent 3" w:semiHidden="0" w:uiPriority="71" w:unhideWhenUsed="0"/>
-    <w:lsdException w:name="Colorful List Accent 3" w:semiHidden="0" w:uiPriority="72" w:unhideWhenUsed="0"/>
-    <w:lsdException w:name="Colorful Grid Accent 3" w:semiHidden="0" w:uiPriority="73" w:unhideWhenUsed="0"/>
-    <w:lsdException w:name="Light Shading Accent 4" w:semiHidden="0" w:uiPriority="60" w:unhideWhenUsed="0"/>
-    <w:lsdException w:name="Light List Accent 4" w:semiHidden="0" w:uiPriority="61" w:unhideWhenUsed="0"/>
-    <w:lsdException w:name="Light Grid Accent 4" w:semiHidden="0" w:uiPriority="62" w:unhideWhenUsed="0"/>
-    <w:lsdException w:name="Medium Shading 1 Accent 4" w:semiHidden="0" w:uiPriority="63" w:unhideWhenUsed="0"/>
-    <w:lsdException w:name="Medium Shading 2 Accent 4" w:semiHidden="0" w:uiPriority="64" w:unhideWhenUsed="0"/>
-    <w:lsdException w:name="Medium List 1 Accent 4" w:semiHidden="0" w:uiPriority="65" w:unhideWhenUsed="0"/>
-    <w:lsdException w:name="Medium List 2 Accent 4" w:semiHidden="0" w:uiPriority="66" w:unhideWhenUsed="0"/>
-    <w:lsdException w:name="Medium Grid 1 Accent 4" w:semiHidden="0" w:uiPriority="67" w:unhideWhenUsed="0"/>
-    <w:lsdException w:name="Medium Grid 2 Accent 4" w:semiHidden="0" w:uiPriority="68" w:unhideWhenUsed="0"/>
-    <w:lsdException w:name="Medium Grid 3 Accent 4" w:semiHidden="0" w:uiPriority="69" w:unhideWhenUsed="0"/>
-    <w:lsdException w:name="Dark List Accent 4" w:semiHidden="0" w:uiPriority="70" w:unhideWhenUsed="0"/>
-    <w:lsdException w:name="Colorful Shading Accent 4" w:semiHidden="0" w:uiPriority="71" w:unhideWhenUsed="0"/>
-    <w:lsdException w:name="Colorful List Accent 4" w:semiHidden="0" w:uiPriority="72" w:unhideWhenUsed="0"/>
-    <w:lsdException w:name="Colorful Grid Accent 4" w:semiHidden="0" w:uiPriority="73" w:unhideWhenUsed="0"/>
-    <w:lsdException w:name="Light Shading Accent 5" w:semiHidden="0" w:uiPriority="60" w:unhideWhenUsed="0"/>
-    <w:lsdException w:name="Light List Accent 5" w:semiHidden="0" w:uiPriority="61" w:unhideWhenUsed="0"/>
-    <w:lsdException w:name="Light Grid Accent 5" w:semiHidden="0" w:uiPriority="62" w:unhideWhenUsed="0"/>
-    <w:lsdException w:name="Medium Shading 1 Accent 5" w:semiHidden="0" w:uiPriority="63" w:unhideWhenUsed="0"/>
-    <w:lsdException w:name="Medium Shading 2 Accent 5" w:semiHidden="0" w:uiPriority="64" w:unhideWhenUsed="0"/>
-    <w:lsdException w:name="Medium List 1 Accent 5" w:semiHidden="0" w:uiPriority="65" w:unhideWhenUsed="0"/>
-    <w:lsdException w:name="Medium List 2 Accent 5" w:semiHidden="0" w:uiPriority="66" w:unhideWhenUsed="0"/>
-    <w:lsdException w:name="Medium Grid 1 Accent 5" w:semiHidden="0" w:uiPriority="67" w:unhideWhenUsed="0"/>
-    <w:lsdException w:name="Medium Grid 2 Accent 5" w:semiHidden="0" w:uiPriority="68" w:unhideWhenUsed="0"/>
-    <w:lsdException w:name="Medium Grid 3 Accent 5" w:semiHidden="0" w:uiPriority="69" w:unhideWhenUsed="0"/>
-    <w:lsdException w:name="Dark List Accent 5" w:semiHidden="0" w:uiPriority="70" w:unhideWhenUsed="0"/>
-    <w:lsdException w:name="Colorful Shading Accent 5" w:semiHidden="0" w:uiPriority="71" w:unhideWhenUsed="0"/>
-    <w:lsdException w:name="Colorful List Accent 5" w:semiHidden="0" w:uiPriority="72" w:unhideWhenUsed="0"/>
-    <w:lsdException w:name="Colorful Grid Accent 5" w:semiHidden="0" w:uiPriority="73" w:unhideWhenUsed="0"/>
-    <w:lsdException w:name="Light Shading Accent 6" w:semiHidden="0" w:uiPriority="60" w:unhideWhenUsed="0"/>
-    <w:lsdException w:name="Light List Accent 6" w:semiHidden="0" w:uiPriority="61" w:unhideWhenUsed="0"/>
-    <w:lsdException w:name="Light Grid Accent 6" w:semiHidden="0" w:uiPriority="62" w:unhideWhenUsed="0"/>
-    <w:lsdException w:name="Medium Shading 1 Accent 6" w:semiHidden="0" w:uiPriority="63" w:unhideWhenUsed="0"/>
-    <w:lsdException w:name="Medium Shading 2 Accent 6" w:semiHidden="0" w:uiPriority="64" w:unhideWhenUsed="0"/>
-    <w:lsdException w:name="Medium List 1 Accent 6" w:semiHidden="0" w:uiPriority="65" w:unhideWhenUsed="0"/>
-    <w:lsdException w:name="Medium List 2 Accent 6" w:semiHidden="0" w:uiPriority="66" w:unhideWhenUsed="0"/>
-    <w:lsdException w:name="Medium Grid 1 Accent 6" w:semiHidden="0" w:uiPriority="67" w:unhideWhenUsed="0"/>
-    <w:lsdException w:name="Medium Grid 2 Accent 6" w:semiHidden="0" w:uiPriority="68" w:unhideWhenUsed="0"/>
-    <w:lsdException w:name="Medium Grid 3 Accent 6" w:semiHidden="0" w:uiPriority="69" w:unhideWhenUsed="0"/>
-    <w:lsdException w:name="Dark List Accent 6" w:semiHidden="0" w:uiPriority="70" w:unhideWhenUsed="0"/>
-    <w:lsdException w:name="Colorful Shading Accent 6" w:semiHidden="0" w:uiPriority="71" w:unhideWhenUsed="0"/>
-    <w:lsdException w:name="Colorful List Accent 6" w:semiHidden="0" w:uiPriority="72" w:unhideWhenUsed="0"/>
-    <w:lsdException w:name="Colorful Grid Accent 6" w:semiHidden="0" w:uiPriority="73" w:unhideWhenUsed="0"/>
-    <w:lsdException w:name="Subtle Emphasis" w:semiHidden="0" w:uiPriority="19" w:unhideWhenUsed="0" w:qFormat="1"/>
-    <w:lsdException w:name="Intense Emphasis" w:semiHidden="0" w:uiPriority="21" w:unhideWhenUsed="0" w:qFormat="1"/>
-    <w:lsdException w:name="Subtle Reference" w:semiHidden="0" w:uiPriority="31" w:unhideWhenUsed="0" w:qFormat="1"/>
-    <w:lsdException w:name="Intense Reference" w:semiHidden="0" w:uiPriority="32" w:unhideWhenUsed="0" w:qFormat="1"/>
-    <w:lsdException w:name="Book Title" w:semiHidden="0" w:uiPriority="33" w:unhideWhenUsed="0" w:qFormat="1"/>
-    <w:lsdException w:name="Bibliography" w:uiPriority="37"/>
-    <w:lsdException w:name="TOC Heading" w:uiPriority="39" w:qFormat="1"/>
+  <w:latentStyles w:count="260" w:defQFormat="0" w:defUnhideWhenUsed="1" w:defSemiHidden="1" w:defUIPriority="99" w:defLockedState="0">
+    <w:lsdException w:qFormat="1" w:unhideWhenUsed="0" w:uiPriority="0" w:semiHidden="0" w:name="Normal"/>
+    <w:lsdException w:qFormat="1" w:unhideWhenUsed="0" w:uiPriority="9" w:semiHidden="0" w:name="heading 1"/>
+    <w:lsdException w:qFormat="1" w:unhideWhenUsed="0" w:uiPriority="9" w:semiHidden="0" w:name="heading 2"/>
+    <w:lsdException w:qFormat="1" w:uiPriority="9" w:name="heading 3"/>
+    <w:lsdException w:qFormat="1" w:uiPriority="9" w:name="heading 4"/>
+    <w:lsdException w:qFormat="1" w:uiPriority="9" w:name="heading 5"/>
+    <w:lsdException w:qFormat="1" w:uiPriority="9" w:name="heading 6"/>
+    <w:lsdException w:qFormat="1" w:uiPriority="9" w:name="heading 7"/>
+    <w:lsdException w:qFormat="1" w:uiPriority="9" w:name="heading 8"/>
+    <w:lsdException w:qFormat="1" w:uiPriority="9" w:name="heading 9"/>
+    <w:lsdException w:uiPriority="99" w:name="index 1"/>
+    <w:lsdException w:uiPriority="99" w:name="index 2"/>
+    <w:lsdException w:uiPriority="99" w:name="index 3"/>
+    <w:lsdException w:uiPriority="99" w:name="index 4"/>
+    <w:lsdException w:uiPriority="99" w:name="index 5"/>
+    <w:lsdException w:uiPriority="99" w:name="index 6"/>
+    <w:lsdException w:uiPriority="99" w:name="index 7"/>
+    <w:lsdException w:uiPriority="99" w:name="index 8"/>
+    <w:lsdException w:uiPriority="99" w:name="index 9"/>
+    <w:lsdException w:uiPriority="39" w:name="toc 1"/>
+    <w:lsdException w:uiPriority="39" w:name="toc 2"/>
+    <w:lsdException w:uiPriority="39" w:name="toc 3"/>
+    <w:lsdException w:uiPriority="39" w:name="toc 4"/>
+    <w:lsdException w:uiPriority="39" w:name="toc 5"/>
+    <w:lsdException w:uiPriority="39" w:name="toc 6"/>
+    <w:lsdException w:uiPriority="39" w:name="toc 7"/>
+    <w:lsdException w:uiPriority="39" w:name="toc 8"/>
+    <w:lsdException w:uiPriority="39" w:name="toc 9"/>
+    <w:lsdException w:uiPriority="99" w:name="Normal Indent"/>
+    <w:lsdException w:uiPriority="99" w:name="footnote text"/>
+    <w:lsdException w:uiPriority="99" w:name="annotation text"/>
+    <w:lsdException w:uiPriority="99" w:name="header"/>
+    <w:lsdException w:uiPriority="99" w:name="footer"/>
+    <w:lsdException w:uiPriority="99" w:name="index heading"/>
+    <w:lsdException w:qFormat="1" w:uiPriority="35" w:name="caption"/>
+    <w:lsdException w:uiPriority="99" w:name="table of figures"/>
+    <w:lsdException w:uiPriority="99" w:name="envelope address"/>
+    <w:lsdException w:uiPriority="99" w:name="envelope return"/>
+    <w:lsdException w:uiPriority="99" w:name="footnote reference"/>
+    <w:lsdException w:uiPriority="99" w:name="annotation reference"/>
+    <w:lsdException w:uiPriority="99" w:name="line number"/>
+    <w:lsdException w:uiPriority="99" w:name="page number"/>
+    <w:lsdException w:uiPriority="99" w:name="endnote reference"/>
+    <w:lsdException w:uiPriority="99" w:name="endnote text"/>
+    <w:lsdException w:uiPriority="99" w:name="table of authorities"/>
+    <w:lsdException w:uiPriority="99" w:name="macro"/>
+    <w:lsdException w:uiPriority="99" w:name="toa heading"/>
+    <w:lsdException w:uiPriority="99" w:name="List"/>
+    <w:lsdException w:uiPriority="99" w:name="List Bullet"/>
+    <w:lsdException w:uiPriority="99" w:name="List Number"/>
+    <w:lsdException w:uiPriority="99" w:name="List 2"/>
+    <w:lsdException w:uiPriority="99" w:name="List 3"/>
+    <w:lsdException w:uiPriority="99" w:name="List 4"/>
+    <w:lsdException w:uiPriority="99" w:name="List 5"/>
+    <w:lsdException w:uiPriority="99" w:name="List Bullet 2"/>
+    <w:lsdException w:uiPriority="99" w:name="List Bullet 3"/>
+    <w:lsdException w:uiPriority="99" w:name="List Bullet 4"/>
+    <w:lsdException w:uiPriority="99" w:name="List Bullet 5"/>
+    <w:lsdException w:uiPriority="99" w:name="List Number 2"/>
+    <w:lsdException w:uiPriority="99" w:name="List Number 3"/>
+    <w:lsdException w:uiPriority="99" w:name="List Number 4"/>
+    <w:lsdException w:uiPriority="99" w:name="List Number 5"/>
+    <w:lsdException w:qFormat="1" w:unhideWhenUsed="0" w:uiPriority="10" w:semiHidden="0" w:name="Title"/>
+    <w:lsdException w:uiPriority="99" w:name="Closing"/>
+    <w:lsdException w:uiPriority="99" w:name="Signature"/>
+    <w:lsdException w:qFormat="1" w:uiPriority="1" w:name="Default Paragraph Font"/>
+    <w:lsdException w:uiPriority="99" w:name="Body Text"/>
+    <w:lsdException w:uiPriority="99" w:name="Body Text Indent"/>
+    <w:lsdException w:uiPriority="99" w:name="List Continue"/>
+    <w:lsdException w:uiPriority="99" w:name="List Continue 2"/>
+    <w:lsdException w:uiPriority="99" w:name="List Continue 3"/>
+    <w:lsdException w:uiPriority="99" w:name="List Continue 4"/>
+    <w:lsdException w:uiPriority="99" w:name="List Continue 5"/>
+    <w:lsdException w:uiPriority="99" w:name="Message Header"/>
+    <w:lsdException w:qFormat="1" w:unhideWhenUsed="0" w:uiPriority="11" w:semiHidden="0" w:name="Subtitle"/>
+    <w:lsdException w:uiPriority="99" w:name="Salutation"/>
+    <w:lsdException w:uiPriority="99" w:name="Date"/>
+    <w:lsdException w:uiPriority="99" w:name="Body Text First Indent"/>
+    <w:lsdException w:uiPriority="99" w:name="Body Text First Indent 2"/>
+    <w:lsdException w:uiPriority="99" w:name="Note Heading"/>
+    <w:lsdException w:uiPriority="99" w:name="Body Text 2"/>
+    <w:lsdException w:uiPriority="99" w:name="Body Text 3"/>
+    <w:lsdException w:uiPriority="99" w:name="Body Text Indent 2"/>
+    <w:lsdException w:uiPriority="99" w:name="Body Text Indent 3"/>
+    <w:lsdException w:uiPriority="99" w:name="Block Text"/>
+    <w:lsdException w:qFormat="1" w:uiPriority="99" w:name="Hyperlink"/>
+    <w:lsdException w:uiPriority="99" w:name="FollowedHyperlink"/>
+    <w:lsdException w:qFormat="1" w:unhideWhenUsed="0" w:uiPriority="22" w:semiHidden="0" w:name="Strong"/>
+    <w:lsdException w:qFormat="1" w:unhideWhenUsed="0" w:uiPriority="20" w:semiHidden="0" w:name="Emphasis"/>
+    <w:lsdException w:uiPriority="99" w:name="Document Map"/>
+    <w:lsdException w:uiPriority="99" w:name="Plain Text"/>
+    <w:lsdException w:uiPriority="99" w:name="E-mail Signature"/>
+    <w:lsdException w:uiPriority="99" w:name="Normal (Web)"/>
+    <w:lsdException w:uiPriority="99" w:name="HTML Acronym"/>
+    <w:lsdException w:uiPriority="99" w:name="HTML Address"/>
+    <w:lsdException w:uiPriority="99" w:name="HTML Cite"/>
+    <w:lsdException w:uiPriority="99" w:name="HTML Code"/>
+    <w:lsdException w:uiPriority="99" w:name="HTML Definition"/>
+    <w:lsdException w:uiPriority="99" w:name="HTML Keyboard"/>
+    <w:lsdException w:uiPriority="99" w:name="HTML Preformatted"/>
+    <w:lsdException w:uiPriority="99" w:name="HTML Sample"/>
+    <w:lsdException w:uiPriority="99" w:name="HTML Typewriter"/>
+    <w:lsdException w:uiPriority="99" w:name="HTML Variable"/>
+    <w:lsdException w:qFormat="1" w:uiPriority="99" w:name="Normal Table"/>
+    <w:lsdException w:uiPriority="99" w:name="annotation subject"/>
+    <w:lsdException w:uiPriority="99" w:name="Table Simple 1"/>
+    <w:lsdException w:uiPriority="99" w:name="Table Simple 2"/>
+    <w:lsdException w:uiPriority="99" w:name="Table Simple 3"/>
+    <w:lsdException w:uiPriority="99" w:name="Table Classic 1"/>
+    <w:lsdException w:uiPriority="99" w:name="Table Classic 2"/>
+    <w:lsdException w:uiPriority="99" w:name="Table Classic 3"/>
+    <w:lsdException w:uiPriority="99" w:name="Table Classic 4"/>
+    <w:lsdException w:uiPriority="99" w:name="Table Colorful 1"/>
+    <w:lsdException w:uiPriority="99" w:name="Table Colorful 2"/>
+    <w:lsdException w:uiPriority="99" w:name="Table Colorful 3"/>
+    <w:lsdException w:uiPriority="99" w:name="Table Columns 1"/>
+    <w:lsdException w:uiPriority="99" w:name="Table Columns 2"/>
+    <w:lsdException w:uiPriority="99" w:name="Table Columns 3"/>
+    <w:lsdException w:uiPriority="99" w:name="Table Columns 4"/>
+    <w:lsdException w:uiPriority="99" w:name="Table Columns 5"/>
+    <w:lsdException w:uiPriority="99" w:name="Table Grid 1"/>
+    <w:lsdException w:uiPriority="99" w:name="Table Grid 2"/>
+    <w:lsdException w:uiPriority="99" w:name="Table Grid 3"/>
+    <w:lsdException w:uiPriority="99" w:name="Table Grid 4"/>
+    <w:lsdException w:uiPriority="99" w:name="Table Grid 5"/>
+    <w:lsdException w:uiPriority="99" w:name="Table Grid 6"/>
+    <w:lsdException w:uiPriority="99" w:name="Table Grid 7"/>
+    <w:lsdException w:uiPriority="99" w:name="Table Grid 8"/>
+    <w:lsdException w:uiPriority="99" w:name="Table List 1"/>
+    <w:lsdException w:uiPriority="99" w:name="Table List 2"/>
+    <w:lsdException w:uiPriority="99" w:name="Table List 3"/>
+    <w:lsdException w:uiPriority="99" w:name="Table List 4"/>
+    <w:lsdException w:uiPriority="99" w:name="Table List 5"/>
+    <w:lsdException w:uiPriority="99" w:name="Table List 6"/>
+    <w:lsdException w:uiPriority="99" w:name="Table List 7"/>
+    <w:lsdException w:uiPriority="99" w:name="Table List 8"/>
+    <w:lsdException w:uiPriority="99" w:name="Table 3D effects 1"/>
+    <w:lsdException w:uiPriority="99" w:name="Table 3D effects 2"/>
+    <w:lsdException w:uiPriority="99" w:name="Table 3D effects 3"/>
+    <w:lsdException w:uiPriority="99" w:name="Table Contemporary"/>
+    <w:lsdException w:uiPriority="99" w:name="Table Elegant"/>
+    <w:lsdException w:uiPriority="99" w:name="Table Professional"/>
+    <w:lsdException w:uiPriority="99" w:name="Table Subtle 1"/>
+    <w:lsdException w:uiPriority="99" w:name="Table Subtle 2"/>
+    <w:lsdException w:uiPriority="99" w:name="Table Web 1"/>
+    <w:lsdException w:uiPriority="99" w:name="Table Web 2"/>
+    <w:lsdException w:uiPriority="99" w:name="Table Web 3"/>
+    <w:lsdException w:uiPriority="99" w:name="Balloon Text"/>
+    <w:lsdException w:unhideWhenUsed="0" w:uiPriority="59" w:semiHidden="0" w:name="Table Grid"/>
+    <w:lsdException w:uiPriority="99" w:name="Table Theme"/>
   </w:latentStyles>
-  <w:style w:type="paragraph" w:default="1" w:styleId="a">
+  <w:style w:type="paragraph" w:default="1" w:styleId="1">
     <w:name w:val="Normal"/>
     <w:qFormat/>
-    <w:rsid w:val="0031453B"/>
+    <w:uiPriority w:val="0"/>
+    <w:pPr>
+      <w:spacing w:after="200" w:line="276" w:lineRule="auto"/>
+    </w:pPr>
+    <w:rPr>
+      <w:rFonts w:asciiTheme="minorHAnsi" w:hAnsiTheme="minorHAnsi" w:eastAsiaTheme="minorEastAsia" w:cstheme="minorBidi"/>
+      <w:sz w:val="22"/>
+      <w:szCs w:val="22"/>
+      <w:lang w:val="ru-RU" w:eastAsia="ru-RU" w:bidi="ar-SA"/>
+    </w:rPr>
   </w:style>
   <w:style w:type="paragraph" w:styleId="2">
     <w:name w:val="heading 2"/>
-    <w:basedOn w:val="a"/>
-    <w:link w:val="20"/>
+    <w:basedOn w:val="1"/>
+    <w:link w:val="7"/>
+    <w:qFormat/>
     <w:uiPriority w:val="9"/>
-    <w:qFormat/>
-    <w:rsid w:val="00054293"/>
     <w:pPr>
       <w:spacing w:before="100" w:beforeAutospacing="1" w:after="100" w:afterAutospacing="1" w:line="240" w:lineRule="auto"/>
       <w:outlineLvl w:val="1"/>
     </w:pPr>
     <w:rPr>
-      <w:rFonts w:ascii="Times New Roman" w:eastAsia="Times New Roman" w:hAnsi="Times New Roman" w:cs="Times New Roman"/>
+      <w:rFonts w:ascii="Times New Roman" w:hAnsi="Times New Roman" w:eastAsia="Times New Roman" w:cs="Times New Roman"/>
       <w:b/>
       <w:bCs/>
       <w:sz w:val="36"/>
       <w:szCs w:val="36"/>
     </w:rPr>
   </w:style>
-  <w:style w:type="character" w:default="1" w:styleId="a0">
+  <w:style w:type="character" w:default="1" w:styleId="3">
     <w:name w:val="Default Paragraph Font"/>
-    <w:uiPriority w:val="1"/>
-    <w:semiHidden/>
-    <w:unhideWhenUsed/>
-  </w:style>
-  <w:style w:type="table" w:default="1" w:styleId="a1">
-    <w:name w:val="Normal Table"/>
-    <w:uiPriority w:val="99"/>
     <w:semiHidden/>
     <w:unhideWhenUsed/>
     <w:qFormat/>
+    <w:uiPriority w:val="1"/>
+  </w:style>
+  <w:style w:type="table" w:default="1" w:styleId="4">
+    <w:name w:val="Normal Table"/>
+    <w:semiHidden/>
+    <w:unhideWhenUsed/>
+    <w:qFormat/>
+    <w:uiPriority w:val="99"/>
     <w:tblPr>
-      <w:tblInd w:w="0" w:type="dxa"/>
       <w:tblCellMar>
         <w:top w:w="0" w:type="dxa"/>
         <w:left w:w="108" w:type="dxa"/>
@@ -710,52 +981,49 @@
       </w:tblCellMar>
     </w:tblPr>
   </w:style>
-  <w:style w:type="numbering" w:default="1" w:styleId="a2">
-    <w:name w:val="No List"/>
-    <w:uiPriority w:val="99"/>
+  <w:style w:type="character" w:styleId="5">
+    <w:name w:val="Hyperlink"/>
+    <w:basedOn w:val="3"/>
     <w:semiHidden/>
     <w:unhideWhenUsed/>
-  </w:style>
-  <w:style w:type="character" w:customStyle="1" w:styleId="citation">
-    <w:name w:val="citation"/>
-    <w:basedOn w:val="a0"/>
-    <w:rsid w:val="000D4761"/>
-  </w:style>
-  <w:style w:type="character" w:styleId="a3">
-    <w:name w:val="Hyperlink"/>
-    <w:basedOn w:val="a0"/>
+    <w:qFormat/>
     <w:uiPriority w:val="99"/>
-    <w:semiHidden/>
-    <w:unhideWhenUsed/>
-    <w:rsid w:val="000D4761"/>
     <w:rPr>
       <w:color w:val="0000FF"/>
       <w:u w:val="single"/>
     </w:rPr>
   </w:style>
-  <w:style w:type="character" w:customStyle="1" w:styleId="20">
+  <w:style w:type="character" w:customStyle="1" w:styleId="6">
+    <w:name w:val="citation"/>
+    <w:basedOn w:val="3"/>
+    <w:qFormat/>
+    <w:uiPriority w:val="0"/>
+  </w:style>
+  <w:style w:type="character" w:customStyle="1" w:styleId="7">
     <w:name w:val="Заголовок 2 Знак"/>
-    <w:basedOn w:val="a0"/>
+    <w:basedOn w:val="3"/>
     <w:link w:val="2"/>
+    <w:qFormat/>
     <w:uiPriority w:val="9"/>
-    <w:rsid w:val="00054293"/>
     <w:rPr>
-      <w:rFonts w:ascii="Times New Roman" w:eastAsia="Times New Roman" w:hAnsi="Times New Roman" w:cs="Times New Roman"/>
+      <w:rFonts w:ascii="Times New Roman" w:hAnsi="Times New Roman" w:eastAsia="Times New Roman" w:cs="Times New Roman"/>
       <w:b/>
       <w:bCs/>
       <w:sz w:val="36"/>
       <w:szCs w:val="36"/>
     </w:rPr>
   </w:style>
-  <w:style w:type="character" w:customStyle="1" w:styleId="label">
+  <w:style w:type="character" w:customStyle="1" w:styleId="8">
     <w:name w:val="label"/>
-    <w:basedOn w:val="a0"/>
-    <w:rsid w:val="00054293"/>
+    <w:basedOn w:val="3"/>
+    <w:qFormat/>
+    <w:uiPriority w:val="0"/>
   </w:style>
-  <w:style w:type="character" w:customStyle="1" w:styleId="value">
+  <w:style w:type="character" w:customStyle="1" w:styleId="9">
     <w:name w:val="value"/>
-    <w:basedOn w:val="a0"/>
-    <w:rsid w:val="00054293"/>
+    <w:basedOn w:val="3"/>
+    <w:qFormat/>
+    <w:uiPriority w:val="0"/>
   </w:style>
 </w:styles>
 </file>
@@ -1039,6 +1307,5 @@
     </a:fmtScheme>
   </a:themeElements>
   <a:objectDefaults/>
-  <a:extraClrSchemeLst/>
 </a:theme>
 </file>